--- a/docs/user-guide.docx
+++ b/docs/user-guide.docx
@@ -205,7 +205,7 @@
           </w:tcPr>
           <w:p>
             <w:r>
-              <w:t>2026-06-04</w:t>
+              <w:t>2026-06-05</w:t>
             </w:r>
           </w:p>
         </w:tc>
@@ -571,7 +571,7 @@
           <w:rFonts w:ascii="Consolas" w:hAnsi="Consolas"/>
           <w:sz w:val="18"/>
         </w:rPr>
-        <w:t>Blink Rx</w:t>
+        <w:t>Newleaf Rx</w:t>
       </w:r>
       <w:r>
         <w:t>.</w:t>
@@ -672,7 +672,7 @@
         <w:rPr>
           <w:b/>
         </w:rPr>
-        <w:t>Add Candidate</w:t>
+        <w:t>Add from Video</w:t>
       </w:r>
       <w:r>
         <w:t xml:space="preserve"> when the automatic candidates missed an important screen.</w:t>
@@ -680,7 +680,16 @@
     </w:p>
     <w:p>
       <w:r>
-        <w:t>14. In the video picker, pause on the desired frame and capture it.</w:t>
+        <w:t xml:space="preserve">14. In the video picker, pause on the desired frame and choose </w:t>
+      </w:r>
+      <w:r>
+        <w:rPr>
+          <w:b/>
+        </w:rPr>
+        <w:t>Use Current Time</w:t>
+      </w:r>
+      <w:r>
+        <w:t>.</w:t>
       </w:r>
     </w:p>
     <w:p>
@@ -757,7 +766,39 @@
         <w:t>Frames</w:t>
       </w:r>
       <w:r>
-        <w:t xml:space="preserve"> tab is where reviewers approve, reject, assign, and comment on candidate screenshots. Rejected images are excluded from the AI guide context, while reviewer notes remain available as guidance.</w:t>
+        <w:t xml:space="preserve"> tab is where reviewers approve, reject, assign, and comment on candidate screenshots. Frames are grouped as </w:t>
+      </w:r>
+      <w:r>
+        <w:rPr>
+          <w:b/>
+        </w:rPr>
+        <w:t>Recommended</w:t>
+      </w:r>
+      <w:r>
+        <w:t xml:space="preserve">, </w:t>
+      </w:r>
+      <w:r>
+        <w:rPr>
+          <w:b/>
+        </w:rPr>
+        <w:t>Alternates</w:t>
+      </w:r>
+      <w:r>
+        <w:t xml:space="preserve">, and </w:t>
+      </w:r>
+      <w:r>
+        <w:rPr>
+          <w:b/>
+        </w:rPr>
+        <w:t>Needs Attention</w:t>
+      </w:r>
+      <w:r>
+        <w:t>. Rejected images are excluded from the AI guide context, while reviewer notes remain available as guidance.</w:t>
+      </w:r>
+    </w:p>
+    <w:p>
+      <w:r>
+        <w:t>When a reviewer adds a missing frame from the video picker, KCXDocumentor extracts the image locally, runs local OCR when Tesseract is available, maps the frame to the selected segment, and includes the compact OCR/context evidence in guide generation unless the frame is rejected.</w:t>
       </w:r>
     </w:p>
     <w:p>
@@ -949,16 +990,7 @@
     </w:p>
     <w:p>
       <w:r>
-        <w:t>When a failed AI attempt includes usage data, it is stored in:</w:t>
-      </w:r>
-    </w:p>
-    <w:p>
-      <w:r>
-        <w:rPr>
-          <w:rFonts w:ascii="Consolas" w:hAnsi="Consolas"/>
-          <w:sz w:val="17"/>
-        </w:rPr>
-        <w:t>artifacts/usage/generation_usage.sqlite3</w:t>
+        <w:t>When a failed AI attempt includes usage data, it is stored in the Cosmos-backed AI Spend history.</w:t>
       </w:r>
     </w:p>
     <w:p>
@@ -1180,7 +1212,7 @@
     </w:p>
     <w:p>
       <w:r>
-        <w:t>AI Spend persists even when sessions or generated artifacts are deleted. This is intentional so usage reporting remains auditable. Page counts are captured when the DOCX is available; older or failed attempts may show no page count.</w:t>
+        <w:t>AI Spend persists even when sessions or generated artifacts are deleted. This is intentional so usage reporting remains auditable. Page counts are captured when the DOCX is available; older or failed attempts may show no page count. New guide generations write to AI Spend automatically.</w:t>
       </w:r>
     </w:p>
     <w:p>
@@ -1298,11 +1330,7 @@
     </w:p>
     <w:p>
       <w:r>
-        <w:rPr>
-          <w:rFonts w:ascii="Consolas" w:hAnsi="Consolas"/>
-          <w:sz w:val="17"/>
-        </w:rPr>
-        <w:t>artifacts/usage/generation_usage.sqlite3</w:t>
+        <w:t>It also does not remove Cosmos-backed AI Spend history.</w:t>
       </w:r>
     </w:p>
     <w:p>
@@ -1315,37 +1343,17 @@
     </w:p>
     <w:p>
       <w:r>
-        <w:t>For the current Blink Rx test material:</w:t>
+        <w:t>For the first validation run:</w:t>
       </w:r>
     </w:p>
     <w:p>
       <w:r>
-        <w:t xml:space="preserve">1. Select </w:t>
-      </w:r>
-      <w:r>
-        <w:rPr>
-          <w:rFonts w:ascii="Consolas" w:hAnsi="Consolas"/>
-          <w:sz w:val="18"/>
-        </w:rPr>
-        <w:t>Blink Rx Training Part 1 112125.mp4</w:t>
-      </w:r>
-      <w:r>
-        <w:t>.</w:t>
+        <w:t>1. Select a representative Newleaf Rx workflow recording.</w:t>
       </w:r>
     </w:p>
     <w:p>
       <w:r>
-        <w:t xml:space="preserve">2. Select </w:t>
-      </w:r>
-      <w:r>
-        <w:rPr>
-          <w:rFonts w:ascii="Consolas" w:hAnsi="Consolas"/>
-          <w:sz w:val="18"/>
-        </w:rPr>
-        <w:t>Blink Rx Training Part 1 112125-en-US.vtt</w:t>
-      </w:r>
-      <w:r>
-        <w:t>.</w:t>
+        <w:t>2. Select the transcript sidecar if one is available.</w:t>
       </w:r>
     </w:p>
     <w:p>
@@ -1357,7 +1365,7 @@
           <w:rFonts w:ascii="Consolas" w:hAnsi="Consolas"/>
           <w:sz w:val="18"/>
         </w:rPr>
-        <w:t>Blink Rx</w:t>
+        <w:t>Newleaf Rx</w:t>
       </w:r>
       <w:r>
         <w:t>.</w:t>
@@ -1380,27 +1388,12 @@
     </w:p>
     <w:p>
       <w:r>
-        <w:t>5. Process the recording.</w:t>
+        <w:t>5. Process the recording, review frames, create the guide, and download the DOCX.</w:t>
       </w:r>
     </w:p>
     <w:p>
       <w:r>
-        <w:t>6. Review and reject overlay-heavy frames.</w:t>
-      </w:r>
-    </w:p>
-    <w:p>
-      <w:r>
-        <w:t>7. Create the guide.</w:t>
-      </w:r>
-    </w:p>
-    <w:p>
-      <w:r>
-        <w:t>8. Download and review the DOCX.</w:t>
-      </w:r>
-    </w:p>
-    <w:p>
-      <w:r>
-        <w:t xml:space="preserve">9. Open </w:t>
+        <w:t xml:space="preserve">6. Open </w:t>
       </w:r>
       <w:r>
         <w:rPr>
@@ -1410,11 +1403,6 @@
       </w:r>
       <w:r>
         <w:t xml:space="preserve"> and confirm the successful generation appears in the current month.</w:t>
-      </w:r>
-    </w:p>
-    <w:p>
-      <w:r>
-        <w:t>Repeat without the transcript to compare local Whisper output against the Teams transcript.</w:t>
       </w:r>
     </w:p>
     <w:sectPr>
